--- a/assets/templates/word/resume-professional.docx
+++ b/assets/templates/word/resume-professional.docx
@@ -4,28 +4,122 @@
   <w:body>
     <w:p>
       <w:pPr>
-        <w:pStyle w:val="Title"/>
         <w:jc w:val="center"/>
       </w:pPr>
       <w:r>
-        <w:t>专业简历</w:t>
+        <w:rPr>
+          <w:b/>
+          <w:color w:val="2B579A"/>
+          <w:sz w:val="48"/>
+        </w:rPr>
+        <w:t>{{name}}</w:t>
+      </w:r>
+    </w:p>
+    <w:p>
+      <w:pPr>
+        <w:jc w:val="center"/>
+      </w:pPr>
+      <w:r>
+        <w:rPr>
+          <w:color w:val="333333"/>
+          <w:sz w:val="18"/>
+        </w:rPr>
+        <w:t>{{email}} | {{phone}} | {{location}}</w:t>
       </w:r>
     </w:p>
     <w:p/>
     <w:p>
+      <w:pPr>
+        <w:pStyle w:val="Heading2"/>
+      </w:pPr>
       <w:r>
-        <w:t>此文件为 专业简历 模板</w:t>
+        <w:rPr>
+          <w:b/>
+          <w:color w:val="2B579A"/>
+          <w:sz w:val="24"/>
+        </w:rPr>
+        <w:t>Professional Summary / 个人简介</w:t>
       </w:r>
     </w:p>
     <w:p>
       <w:r>
-        <w:t>使用模板变量替换 {{variable_name}} 格式的内容</w:t>
+        <w:t>{{summary}}</w:t>
       </w:r>
     </w:p>
     <w:p/>
     <w:p>
+      <w:pPr>
+        <w:pStyle w:val="Heading2"/>
+      </w:pPr>
       <w:r>
-        <w:t>━━━━━━━━━━━━━━━━━━━━━━━━━━━━━━━━━━━━━━━━</w:t>
+        <w:rPr>
+          <w:b/>
+          <w:color w:val="2B579A"/>
+          <w:sz w:val="24"/>
+        </w:rPr>
+        <w:t>Work Experience / 工作经历</w:t>
+      </w:r>
+    </w:p>
+    <w:p>
+      <w:r>
+        <w:t>{{experience}}</w:t>
+      </w:r>
+    </w:p>
+    <w:p/>
+    <w:p>
+      <w:pPr>
+        <w:pStyle w:val="Heading2"/>
+      </w:pPr>
+      <w:r>
+        <w:rPr>
+          <w:b/>
+          <w:color w:val="2B579A"/>
+          <w:sz w:val="24"/>
+        </w:rPr>
+        <w:t>Education / 教育背景</w:t>
+      </w:r>
+    </w:p>
+    <w:p>
+      <w:r>
+        <w:t>{{education}}</w:t>
+      </w:r>
+    </w:p>
+    <w:p/>
+    <w:p>
+      <w:pPr>
+        <w:pStyle w:val="Heading2"/>
+      </w:pPr>
+      <w:r>
+        <w:rPr>
+          <w:b/>
+          <w:color w:val="2B579A"/>
+          <w:sz w:val="24"/>
+        </w:rPr>
+        <w:t>Skills / 技能</w:t>
+      </w:r>
+    </w:p>
+    <w:p>
+      <w:r>
+        <w:t>{{skills}}</w:t>
+      </w:r>
+    </w:p>
+    <w:p/>
+    <w:p>
+      <w:pPr>
+        <w:pStyle w:val="Heading2"/>
+      </w:pPr>
+      <w:r>
+        <w:rPr>
+          <w:b/>
+          <w:color w:val="2B579A"/>
+          <w:sz w:val="24"/>
+        </w:rPr>
+        <w:t>Projects / 项目经历</w:t>
+      </w:r>
+    </w:p>
+    <w:p>
+      <w:r>
+        <w:t>{{projects}}</w:t>
       </w:r>
     </w:p>
     <w:p/>
@@ -402,6 +496,10 @@
     <w:name w:val="Normal"/>
     <w:qFormat/>
     <w:rsid w:val="00FC693F"/>
+    <w:rPr>
+      <w:rFonts w:ascii="Microsoft YaHei" w:hAnsi="Microsoft YaHei"/>
+      <w:sz w:val="21"/>
+    </w:rPr>
   </w:style>
   <w:style w:type="paragraph" w:styleId="Header">
     <w:name w:val="header"/>
